--- a/Sistemas electrónicos/Materiales/Primer parcial.docx
+++ b/Sistemas electrónicos/Materiales/Primer parcial.docx
@@ -1,6 +1,6 @@
 
 <file path=word/document.xml><?xml version="1.0" encoding="utf-8"?>
-<w:document xmlns:wpc="http://schemas.microsoft.com/office/word/2010/wordprocessingCanvas" xmlns:cx="http://schemas.microsoft.com/office/drawing/2014/chartex" xmlns:cx1="http://schemas.microsoft.com/office/drawing/2015/9/8/chartex" xmlns:cx2="http://schemas.microsoft.com/office/drawing/2015/10/21/chartex" xmlns:cx3="http://schemas.microsoft.com/office/drawing/2016/5/9/chartex" xmlns:cx4="http://schemas.microsoft.com/office/drawing/2016/5/10/chartex" xmlns:cx5="http://schemas.microsoft.com/office/drawing/2016/5/11/chartex" xmlns:cx6="http://schemas.microsoft.com/office/drawing/2016/5/12/chartex" xmlns:cx7="http://schemas.microsoft.com/office/drawing/2016/5/13/chartex" xmlns:cx8="http://schemas.microsoft.com/office/drawing/2016/5/14/chartex" xmlns:mc="http://schemas.openxmlformats.org/markup-compatibility/2006" xmlns:aink="http://schemas.microsoft.com/office/drawing/2016/ink" xmlns:am3d="http://schemas.microsoft.com/office/drawing/2017/model3d" xmlns:o="urn:schemas-microsoft-com:office:office" xmlns:oel="http://schemas.microsoft.com/office/2019/extlst" xmlns:r="http://schemas.openxmlformats.org/officeDocument/2006/relationships" xmlns:m="http://schemas.openxmlformats.org/officeDocument/2006/math" xmlns:v="urn:schemas-microsoft-com:vml" xmlns:wp14="http://schemas.microsoft.com/office/word/2010/wordprocessingDrawing" xmlns:wp="http://schemas.openxmlformats.org/drawingml/2006/wordprocessingDrawing" xmlns:w10="urn:schemas-microsoft-com:office:word" xmlns:w="http://schemas.openxmlformats.org/wordprocessingml/2006/main" xmlns:w14="http://schemas.microsoft.com/office/word/2010/wordml" xmlns:w15="http://schemas.microsoft.com/office/word/2012/wordml" xmlns:w16cex="http://schemas.microsoft.com/office/word/2018/wordml/cex" xmlns:w16cid="http://schemas.microsoft.com/office/word/2016/wordml/cid" xmlns:w16="http://schemas.microsoft.com/office/word/2018/wordml" xmlns:w16du="http://schemas.microsoft.com/office/word/2023/wordml/word16du" xmlns:w16sdtdh="http://schemas.microsoft.com/office/word/2020/wordml/sdtdatahash" xmlns:w16se="http://schemas.microsoft.com/office/word/2015/wordml/symex" xmlns:wpg="http://schemas.microsoft.com/office/word/2010/wordprocessingGroup" xmlns:wpi="http://schemas.microsoft.com/office/word/2010/wordprocessingInk" xmlns:wne="http://schemas.microsoft.com/office/word/2006/wordml" xmlns:wps="http://schemas.microsoft.com/office/word/2010/wordprocessingShape" mc:Ignorable="w14 w15 w16se w16cid w16 w16cex w16sdtdh wp14">
+<w:document xmlns:wpc="http://schemas.microsoft.com/office/word/2010/wordprocessingCanvas" xmlns:cx="http://schemas.microsoft.com/office/drawing/2014/chartex" xmlns:cx1="http://schemas.microsoft.com/office/drawing/2015/9/8/chartex" xmlns:cx2="http://schemas.microsoft.com/office/drawing/2015/10/21/chartex" xmlns:cx3="http://schemas.microsoft.com/office/drawing/2016/5/9/chartex" xmlns:cx4="http://schemas.microsoft.com/office/drawing/2016/5/10/chartex" xmlns:cx5="http://schemas.microsoft.com/office/drawing/2016/5/11/chartex" xmlns:cx6="http://schemas.microsoft.com/office/drawing/2016/5/12/chartex" xmlns:cx7="http://schemas.microsoft.com/office/drawing/2016/5/13/chartex" xmlns:cx8="http://schemas.microsoft.com/office/drawing/2016/5/14/chartex" xmlns:mc="http://schemas.openxmlformats.org/markup-compatibility/2006" xmlns:aink="http://schemas.microsoft.com/office/drawing/2016/ink" xmlns:am3d="http://schemas.microsoft.com/office/drawing/2017/model3d" xmlns:o="urn:schemas-microsoft-com:office:office" xmlns:r="http://schemas.openxmlformats.org/officeDocument/2006/relationships" xmlns:m="http://schemas.openxmlformats.org/officeDocument/2006/math" xmlns:v="urn:schemas-microsoft-com:vml" xmlns:wp14="http://schemas.microsoft.com/office/word/2010/wordprocessingDrawing" xmlns:wp="http://schemas.openxmlformats.org/drawingml/2006/wordprocessingDrawing" xmlns:w10="urn:schemas-microsoft-com:office:word" xmlns:w="http://schemas.openxmlformats.org/wordprocessingml/2006/main" xmlns:w14="http://schemas.microsoft.com/office/word/2010/wordml" xmlns:w15="http://schemas.microsoft.com/office/word/2012/wordml" xmlns:w16cex="http://schemas.microsoft.com/office/word/2018/wordml/cex" xmlns:w16cid="http://schemas.microsoft.com/office/word/2016/wordml/cid" xmlns:w16="http://schemas.microsoft.com/office/word/2018/wordml" xmlns:w16sdtdh="http://schemas.microsoft.com/office/word/2020/wordml/sdtdatahash" xmlns:w16se="http://schemas.microsoft.com/office/word/2015/wordml/symex" xmlns:wpg="http://schemas.microsoft.com/office/word/2010/wordprocessingGroup" xmlns:wpi="http://schemas.microsoft.com/office/word/2010/wordprocessingInk" xmlns:wne="http://schemas.microsoft.com/office/word/2006/wordml" xmlns:wps="http://schemas.microsoft.com/office/word/2010/wordprocessingShape" mc:Ignorable="w14 w15 w16se w16cid w16 w16cex w16sdtdh wp14">
   <w:body>
     <w:p>
       <w:pPr>
@@ -844,6 +844,9 @@
               </w:rPr>
             </w:pPr>
             <w:r>
+              <w:rPr>
+                <w:noProof/>
+              </w:rPr>
               <w:drawing>
                 <wp:anchor distT="0" distB="0" distL="114300" distR="114300" simplePos="0" relativeHeight="251660288" behindDoc="1" locked="0" layoutInCell="1" allowOverlap="1" wp14:anchorId="56A7398F" wp14:editId="70AE6625">
                   <wp:simplePos x="0" y="0"/>
@@ -1410,7 +1413,7 @@
           </w:tcPr>
           <w:p>
             <w:pPr>
-              <w:spacing w:after="0" w:line="240" w:lineRule="auto"/>
+              <w:spacing w:line="240" w:lineRule="auto"/>
               <w:contextualSpacing/>
               <w:rPr>
                 <w:u w:val="single"/>
@@ -1466,7 +1469,7 @@
           </w:p>
           <w:p>
             <w:pPr>
-              <w:spacing w:after="0" w:line="240" w:lineRule="auto"/>
+              <w:spacing w:line="240" w:lineRule="auto"/>
               <w:contextualSpacing/>
               <w:rPr>
                 <w:u w:val="single"/>
@@ -1506,7 +1509,7 @@
 </file>
 
 <file path=word/endnotes.xml><?xml version="1.0" encoding="utf-8"?>
-<w:endnotes xmlns:wpc="http://schemas.microsoft.com/office/word/2010/wordprocessingCanvas" xmlns:cx="http://schemas.microsoft.com/office/drawing/2014/chartex" xmlns:cx1="http://schemas.microsoft.com/office/drawing/2015/9/8/chartex" xmlns:cx2="http://schemas.microsoft.com/office/drawing/2015/10/21/chartex" xmlns:cx3="http://schemas.microsoft.com/office/drawing/2016/5/9/chartex" xmlns:cx4="http://schemas.microsoft.com/office/drawing/2016/5/10/chartex" xmlns:cx5="http://schemas.microsoft.com/office/drawing/2016/5/11/chartex" xmlns:cx6="http://schemas.microsoft.com/office/drawing/2016/5/12/chartex" xmlns:cx7="http://schemas.microsoft.com/office/drawing/2016/5/13/chartex" xmlns:cx8="http://schemas.microsoft.com/office/drawing/2016/5/14/chartex" xmlns:mc="http://schemas.openxmlformats.org/markup-compatibility/2006" xmlns:aink="http://schemas.microsoft.com/office/drawing/2016/ink" xmlns:am3d="http://schemas.microsoft.com/office/drawing/2017/model3d" xmlns:o="urn:schemas-microsoft-com:office:office" xmlns:oel="http://schemas.microsoft.com/office/2019/extlst" xmlns:r="http://schemas.openxmlformats.org/officeDocument/2006/relationships" xmlns:m="http://schemas.openxmlformats.org/officeDocument/2006/math" xmlns:v="urn:schemas-microsoft-com:vml" xmlns:wp14="http://schemas.microsoft.com/office/word/2010/wordprocessingDrawing" xmlns:wp="http://schemas.openxmlformats.org/drawingml/2006/wordprocessingDrawing" xmlns:w10="urn:schemas-microsoft-com:office:word" xmlns:w="http://schemas.openxmlformats.org/wordprocessingml/2006/main" xmlns:w14="http://schemas.microsoft.com/office/word/2010/wordml" xmlns:w15="http://schemas.microsoft.com/office/word/2012/wordml" xmlns:w16cex="http://schemas.microsoft.com/office/word/2018/wordml/cex" xmlns:w16cid="http://schemas.microsoft.com/office/word/2016/wordml/cid" xmlns:w16="http://schemas.microsoft.com/office/word/2018/wordml" xmlns:w16du="http://schemas.microsoft.com/office/word/2023/wordml/word16du" xmlns:w16sdtdh="http://schemas.microsoft.com/office/word/2020/wordml/sdtdatahash" xmlns:w16se="http://schemas.microsoft.com/office/word/2015/wordml/symex" xmlns:wpg="http://schemas.microsoft.com/office/word/2010/wordprocessingGroup" xmlns:wpi="http://schemas.microsoft.com/office/word/2010/wordprocessingInk" xmlns:wne="http://schemas.microsoft.com/office/word/2006/wordml" xmlns:wps="http://schemas.microsoft.com/office/word/2010/wordprocessingShape" mc:Ignorable="w14 w15 w16se w16cid w16 w16cex w16sdtdh wp14">
+<w:endnotes xmlns:wpc="http://schemas.microsoft.com/office/word/2010/wordprocessingCanvas" xmlns:cx="http://schemas.microsoft.com/office/drawing/2014/chartex" xmlns:cx1="http://schemas.microsoft.com/office/drawing/2015/9/8/chartex" xmlns:cx2="http://schemas.microsoft.com/office/drawing/2015/10/21/chartex" xmlns:cx3="http://schemas.microsoft.com/office/drawing/2016/5/9/chartex" xmlns:cx4="http://schemas.microsoft.com/office/drawing/2016/5/10/chartex" xmlns:cx5="http://schemas.microsoft.com/office/drawing/2016/5/11/chartex" xmlns:cx6="http://schemas.microsoft.com/office/drawing/2016/5/12/chartex" xmlns:cx7="http://schemas.microsoft.com/office/drawing/2016/5/13/chartex" xmlns:cx8="http://schemas.microsoft.com/office/drawing/2016/5/14/chartex" xmlns:mc="http://schemas.openxmlformats.org/markup-compatibility/2006" xmlns:aink="http://schemas.microsoft.com/office/drawing/2016/ink" xmlns:am3d="http://schemas.microsoft.com/office/drawing/2017/model3d" xmlns:o="urn:schemas-microsoft-com:office:office" xmlns:r="http://schemas.openxmlformats.org/officeDocument/2006/relationships" xmlns:m="http://schemas.openxmlformats.org/officeDocument/2006/math" xmlns:v="urn:schemas-microsoft-com:vml" xmlns:wp14="http://schemas.microsoft.com/office/word/2010/wordprocessingDrawing" xmlns:wp="http://schemas.openxmlformats.org/drawingml/2006/wordprocessingDrawing" xmlns:w10="urn:schemas-microsoft-com:office:word" xmlns:w="http://schemas.openxmlformats.org/wordprocessingml/2006/main" xmlns:w14="http://schemas.microsoft.com/office/word/2010/wordml" xmlns:w15="http://schemas.microsoft.com/office/word/2012/wordml" xmlns:w16cex="http://schemas.microsoft.com/office/word/2018/wordml/cex" xmlns:w16cid="http://schemas.microsoft.com/office/word/2016/wordml/cid" xmlns:w16="http://schemas.microsoft.com/office/word/2018/wordml" xmlns:w16sdtdh="http://schemas.microsoft.com/office/word/2020/wordml/sdtdatahash" xmlns:w16se="http://schemas.microsoft.com/office/word/2015/wordml/symex" xmlns:wpg="http://schemas.microsoft.com/office/word/2010/wordprocessingGroup" xmlns:wpi="http://schemas.microsoft.com/office/word/2010/wordprocessingInk" xmlns:wne="http://schemas.microsoft.com/office/word/2006/wordml" xmlns:wps="http://schemas.microsoft.com/office/word/2010/wordprocessingShape" mc:Ignorable="w14 w15 w16se w16cid w16 w16cex w16sdtdh wp14">
   <w:endnote w:type="separator" w:id="-1">
     <w:p>
       <w:pPr>
@@ -1531,7 +1534,7 @@
 </file>
 
 <file path=word/footnotes.xml><?xml version="1.0" encoding="utf-8"?>
-<w:footnotes xmlns:wpc="http://schemas.microsoft.com/office/word/2010/wordprocessingCanvas" xmlns:cx="http://schemas.microsoft.com/office/drawing/2014/chartex" xmlns:cx1="http://schemas.microsoft.com/office/drawing/2015/9/8/chartex" xmlns:cx2="http://schemas.microsoft.com/office/drawing/2015/10/21/chartex" xmlns:cx3="http://schemas.microsoft.com/office/drawing/2016/5/9/chartex" xmlns:cx4="http://schemas.microsoft.com/office/drawing/2016/5/10/chartex" xmlns:cx5="http://schemas.microsoft.com/office/drawing/2016/5/11/chartex" xmlns:cx6="http://schemas.microsoft.com/office/drawing/2016/5/12/chartex" xmlns:cx7="http://schemas.microsoft.com/office/drawing/2016/5/13/chartex" xmlns:cx8="http://schemas.microsoft.com/office/drawing/2016/5/14/chartex" xmlns:mc="http://schemas.openxmlformats.org/markup-compatibility/2006" xmlns:aink="http://schemas.microsoft.com/office/drawing/2016/ink" xmlns:am3d="http://schemas.microsoft.com/office/drawing/2017/model3d" xmlns:o="urn:schemas-microsoft-com:office:office" xmlns:oel="http://schemas.microsoft.com/office/2019/extlst" xmlns:r="http://schemas.openxmlformats.org/officeDocument/2006/relationships" xmlns:m="http://schemas.openxmlformats.org/officeDocument/2006/math" xmlns:v="urn:schemas-microsoft-com:vml" xmlns:wp14="http://schemas.microsoft.com/office/word/2010/wordprocessingDrawing" xmlns:wp="http://schemas.openxmlformats.org/drawingml/2006/wordprocessingDrawing" xmlns:w10="urn:schemas-microsoft-com:office:word" xmlns:w="http://schemas.openxmlformats.org/wordprocessingml/2006/main" xmlns:w14="http://schemas.microsoft.com/office/word/2010/wordml" xmlns:w15="http://schemas.microsoft.com/office/word/2012/wordml" xmlns:w16cex="http://schemas.microsoft.com/office/word/2018/wordml/cex" xmlns:w16cid="http://schemas.microsoft.com/office/word/2016/wordml/cid" xmlns:w16="http://schemas.microsoft.com/office/word/2018/wordml" xmlns:w16du="http://schemas.microsoft.com/office/word/2023/wordml/word16du" xmlns:w16sdtdh="http://schemas.microsoft.com/office/word/2020/wordml/sdtdatahash" xmlns:w16se="http://schemas.microsoft.com/office/word/2015/wordml/symex" xmlns:wpg="http://schemas.microsoft.com/office/word/2010/wordprocessingGroup" xmlns:wpi="http://schemas.microsoft.com/office/word/2010/wordprocessingInk" xmlns:wne="http://schemas.microsoft.com/office/word/2006/wordml" xmlns:wps="http://schemas.microsoft.com/office/word/2010/wordprocessingShape" mc:Ignorable="w14 w15 w16se w16cid w16 w16cex w16sdtdh wp14">
+<w:footnotes xmlns:wpc="http://schemas.microsoft.com/office/word/2010/wordprocessingCanvas" xmlns:cx="http://schemas.microsoft.com/office/drawing/2014/chartex" xmlns:cx1="http://schemas.microsoft.com/office/drawing/2015/9/8/chartex" xmlns:cx2="http://schemas.microsoft.com/office/drawing/2015/10/21/chartex" xmlns:cx3="http://schemas.microsoft.com/office/drawing/2016/5/9/chartex" xmlns:cx4="http://schemas.microsoft.com/office/drawing/2016/5/10/chartex" xmlns:cx5="http://schemas.microsoft.com/office/drawing/2016/5/11/chartex" xmlns:cx6="http://schemas.microsoft.com/office/drawing/2016/5/12/chartex" xmlns:cx7="http://schemas.microsoft.com/office/drawing/2016/5/13/chartex" xmlns:cx8="http://schemas.microsoft.com/office/drawing/2016/5/14/chartex" xmlns:mc="http://schemas.openxmlformats.org/markup-compatibility/2006" xmlns:aink="http://schemas.microsoft.com/office/drawing/2016/ink" xmlns:am3d="http://schemas.microsoft.com/office/drawing/2017/model3d" xmlns:o="urn:schemas-microsoft-com:office:office" xmlns:r="http://schemas.openxmlformats.org/officeDocument/2006/relationships" xmlns:m="http://schemas.openxmlformats.org/officeDocument/2006/math" xmlns:v="urn:schemas-microsoft-com:vml" xmlns:wp14="http://schemas.microsoft.com/office/word/2010/wordprocessingDrawing" xmlns:wp="http://schemas.openxmlformats.org/drawingml/2006/wordprocessingDrawing" xmlns:w10="urn:schemas-microsoft-com:office:word" xmlns:w="http://schemas.openxmlformats.org/wordprocessingml/2006/main" xmlns:w14="http://schemas.microsoft.com/office/word/2010/wordml" xmlns:w15="http://schemas.microsoft.com/office/word/2012/wordml" xmlns:w16cex="http://schemas.microsoft.com/office/word/2018/wordml/cex" xmlns:w16cid="http://schemas.microsoft.com/office/word/2016/wordml/cid" xmlns:w16="http://schemas.microsoft.com/office/word/2018/wordml" xmlns:w16sdtdh="http://schemas.microsoft.com/office/word/2020/wordml/sdtdatahash" xmlns:w16se="http://schemas.microsoft.com/office/word/2015/wordml/symex" xmlns:wpg="http://schemas.microsoft.com/office/word/2010/wordprocessingGroup" xmlns:wpi="http://schemas.microsoft.com/office/word/2010/wordprocessingInk" xmlns:wne="http://schemas.microsoft.com/office/word/2006/wordml" xmlns:wps="http://schemas.microsoft.com/office/word/2010/wordprocessingShape" mc:Ignorable="w14 w15 w16se w16cid w16 w16cex w16sdtdh wp14">
   <w:footnote w:type="separator" w:id="-1">
     <w:p>
       <w:pPr>
@@ -1556,7 +1559,7 @@
 </file>
 
 <file path=word/header1.xml><?xml version="1.0" encoding="utf-8"?>
-<w:hdr xmlns:wpc="http://schemas.microsoft.com/office/word/2010/wordprocessingCanvas" xmlns:cx="http://schemas.microsoft.com/office/drawing/2014/chartex" xmlns:cx1="http://schemas.microsoft.com/office/drawing/2015/9/8/chartex" xmlns:cx2="http://schemas.microsoft.com/office/drawing/2015/10/21/chartex" xmlns:cx3="http://schemas.microsoft.com/office/drawing/2016/5/9/chartex" xmlns:cx4="http://schemas.microsoft.com/office/drawing/2016/5/10/chartex" xmlns:cx5="http://schemas.microsoft.com/office/drawing/2016/5/11/chartex" xmlns:cx6="http://schemas.microsoft.com/office/drawing/2016/5/12/chartex" xmlns:cx7="http://schemas.microsoft.com/office/drawing/2016/5/13/chartex" xmlns:cx8="http://schemas.microsoft.com/office/drawing/2016/5/14/chartex" xmlns:mc="http://schemas.openxmlformats.org/markup-compatibility/2006" xmlns:aink="http://schemas.microsoft.com/office/drawing/2016/ink" xmlns:am3d="http://schemas.microsoft.com/office/drawing/2017/model3d" xmlns:o="urn:schemas-microsoft-com:office:office" xmlns:oel="http://schemas.microsoft.com/office/2019/extlst" xmlns:r="http://schemas.openxmlformats.org/officeDocument/2006/relationships" xmlns:m="http://schemas.openxmlformats.org/officeDocument/2006/math" xmlns:v="urn:schemas-microsoft-com:vml" xmlns:wp14="http://schemas.microsoft.com/office/word/2010/wordprocessingDrawing" xmlns:wp="http://schemas.openxmlformats.org/drawingml/2006/wordprocessingDrawing" xmlns:w10="urn:schemas-microsoft-com:office:word" xmlns:w="http://schemas.openxmlformats.org/wordprocessingml/2006/main" xmlns:w14="http://schemas.microsoft.com/office/word/2010/wordml" xmlns:w15="http://schemas.microsoft.com/office/word/2012/wordml" xmlns:w16cex="http://schemas.microsoft.com/office/word/2018/wordml/cex" xmlns:w16cid="http://schemas.microsoft.com/office/word/2016/wordml/cid" xmlns:w16="http://schemas.microsoft.com/office/word/2018/wordml" xmlns:w16du="http://schemas.microsoft.com/office/word/2023/wordml/word16du" xmlns:w16sdtdh="http://schemas.microsoft.com/office/word/2020/wordml/sdtdatahash" xmlns:w16se="http://schemas.microsoft.com/office/word/2015/wordml/symex" xmlns:wpg="http://schemas.microsoft.com/office/word/2010/wordprocessingGroup" xmlns:wpi="http://schemas.microsoft.com/office/word/2010/wordprocessingInk" xmlns:wne="http://schemas.microsoft.com/office/word/2006/wordml" xmlns:wps="http://schemas.microsoft.com/office/word/2010/wordprocessingShape" mc:Ignorable="w14 w15 w16se w16cid w16 w16cex w16sdtdh wp14">
+<w:hdr xmlns:wpc="http://schemas.microsoft.com/office/word/2010/wordprocessingCanvas" xmlns:cx="http://schemas.microsoft.com/office/drawing/2014/chartex" xmlns:cx1="http://schemas.microsoft.com/office/drawing/2015/9/8/chartex" xmlns:cx2="http://schemas.microsoft.com/office/drawing/2015/10/21/chartex" xmlns:cx3="http://schemas.microsoft.com/office/drawing/2016/5/9/chartex" xmlns:cx4="http://schemas.microsoft.com/office/drawing/2016/5/10/chartex" xmlns:cx5="http://schemas.microsoft.com/office/drawing/2016/5/11/chartex" xmlns:cx6="http://schemas.microsoft.com/office/drawing/2016/5/12/chartex" xmlns:cx7="http://schemas.microsoft.com/office/drawing/2016/5/13/chartex" xmlns:cx8="http://schemas.microsoft.com/office/drawing/2016/5/14/chartex" xmlns:mc="http://schemas.openxmlformats.org/markup-compatibility/2006" xmlns:aink="http://schemas.microsoft.com/office/drawing/2016/ink" xmlns:am3d="http://schemas.microsoft.com/office/drawing/2017/model3d" xmlns:o="urn:schemas-microsoft-com:office:office" xmlns:r="http://schemas.openxmlformats.org/officeDocument/2006/relationships" xmlns:m="http://schemas.openxmlformats.org/officeDocument/2006/math" xmlns:v="urn:schemas-microsoft-com:vml" xmlns:wp14="http://schemas.microsoft.com/office/word/2010/wordprocessingDrawing" xmlns:wp="http://schemas.openxmlformats.org/drawingml/2006/wordprocessingDrawing" xmlns:w10="urn:schemas-microsoft-com:office:word" xmlns:w="http://schemas.openxmlformats.org/wordprocessingml/2006/main" xmlns:w14="http://schemas.microsoft.com/office/word/2010/wordml" xmlns:w15="http://schemas.microsoft.com/office/word/2012/wordml" xmlns:w16cex="http://schemas.microsoft.com/office/word/2018/wordml/cex" xmlns:w16cid="http://schemas.microsoft.com/office/word/2016/wordml/cid" xmlns:w16="http://schemas.microsoft.com/office/word/2018/wordml" xmlns:w16sdtdh="http://schemas.microsoft.com/office/word/2020/wordml/sdtdatahash" xmlns:w16se="http://schemas.microsoft.com/office/word/2015/wordml/symex" xmlns:wpg="http://schemas.microsoft.com/office/word/2010/wordprocessingGroup" xmlns:wpi="http://schemas.microsoft.com/office/word/2010/wordprocessingInk" xmlns:wne="http://schemas.microsoft.com/office/word/2006/wordml" xmlns:wps="http://schemas.microsoft.com/office/word/2010/wordprocessingShape" mc:Ignorable="w14 w15 w16se w16cid w16 w16cex w16sdtdh wp14">
   <w:p>
     <w:pPr>
       <w:pStyle w:val="Encabezado"/>
@@ -1577,22 +1580,22 @@
         <w:szCs w:val="24"/>
       </w:rPr>
       <w:drawing>
-        <wp:anchor distT="0" distB="0" distL="114300" distR="114300" simplePos="0" relativeHeight="251658240" behindDoc="1" locked="0" layoutInCell="1" allowOverlap="1" wp14:anchorId="55E487FE" wp14:editId="584CA7C4">
+        <wp:anchor distT="0" distB="0" distL="114300" distR="114300" simplePos="0" relativeHeight="251658240" behindDoc="1" locked="0" layoutInCell="1" allowOverlap="1" wp14:anchorId="55E487FE" wp14:editId="1063C625">
           <wp:simplePos x="0" y="0"/>
           <wp:positionH relativeFrom="column">
-            <wp:posOffset>-3810</wp:posOffset>
+            <wp:posOffset>222885</wp:posOffset>
           </wp:positionH>
           <wp:positionV relativeFrom="paragraph">
-            <wp:posOffset>-87630</wp:posOffset>
+            <wp:posOffset>-83820</wp:posOffset>
           </wp:positionV>
-          <wp:extent cx="2905125" cy="945515"/>
-          <wp:effectExtent l="0" t="0" r="9525" b="6985"/>
+          <wp:extent cx="2647315" cy="1021080"/>
+          <wp:effectExtent l="0" t="0" r="635" b="7620"/>
           <wp:wrapTight wrapText="bothSides">
             <wp:wrapPolygon edited="0">
               <wp:start x="0" y="0"/>
-              <wp:lineTo x="0" y="21324"/>
-              <wp:lineTo x="21529" y="21324"/>
-              <wp:lineTo x="21529" y="0"/>
+              <wp:lineTo x="0" y="21358"/>
+              <wp:lineTo x="21450" y="21358"/>
+              <wp:lineTo x="21450" y="0"/>
               <wp:lineTo x="0" y="0"/>
             </wp:wrapPolygon>
           </wp:wrapTight>
@@ -1604,7 +1607,7 @@
             <a:graphicData uri="http://schemas.openxmlformats.org/drawingml/2006/picture">
               <pic:pic xmlns:pic="http://schemas.openxmlformats.org/drawingml/2006/picture">
                 <pic:nvPicPr>
-                  <pic:cNvPr id="0" name="Picture 1"/>
+                  <pic:cNvPr id="296472781" name="Imagen 7"/>
                   <pic:cNvPicPr>
                     <a:picLocks noChangeAspect="1" noChangeArrowheads="1"/>
                   </pic:cNvPicPr>
@@ -1617,7 +1620,6 @@
                       </a:ext>
                     </a:extLst>
                   </a:blip>
-                  <a:srcRect/>
                   <a:stretch>
                     <a:fillRect/>
                   </a:stretch>
@@ -1625,7 +1627,7 @@
                 <pic:spPr bwMode="auto">
                   <a:xfrm>
                     <a:off x="0" y="0"/>
-                    <a:ext cx="2905125" cy="945515"/>
+                    <a:ext cx="2647315" cy="1021080"/>
                   </a:xfrm>
                   <a:prstGeom prst="rect">
                     <a:avLst/>
@@ -1688,7 +1690,7 @@
 </file>
 
 <file path=word/numbering.xml><?xml version="1.0" encoding="utf-8"?>
-<w:numbering xmlns:wpc="http://schemas.microsoft.com/office/word/2010/wordprocessingCanvas" xmlns:cx="http://schemas.microsoft.com/office/drawing/2014/chartex" xmlns:cx1="http://schemas.microsoft.com/office/drawing/2015/9/8/chartex" xmlns:cx2="http://schemas.microsoft.com/office/drawing/2015/10/21/chartex" xmlns:cx3="http://schemas.microsoft.com/office/drawing/2016/5/9/chartex" xmlns:cx4="http://schemas.microsoft.com/office/drawing/2016/5/10/chartex" xmlns:cx5="http://schemas.microsoft.com/office/drawing/2016/5/11/chartex" xmlns:cx6="http://schemas.microsoft.com/office/drawing/2016/5/12/chartex" xmlns:cx7="http://schemas.microsoft.com/office/drawing/2016/5/13/chartex" xmlns:cx8="http://schemas.microsoft.com/office/drawing/2016/5/14/chartex" xmlns:mc="http://schemas.openxmlformats.org/markup-compatibility/2006" xmlns:aink="http://schemas.microsoft.com/office/drawing/2016/ink" xmlns:am3d="http://schemas.microsoft.com/office/drawing/2017/model3d" xmlns:o="urn:schemas-microsoft-com:office:office" xmlns:oel="http://schemas.microsoft.com/office/2019/extlst" xmlns:r="http://schemas.openxmlformats.org/officeDocument/2006/relationships" xmlns:m="http://schemas.openxmlformats.org/officeDocument/2006/math" xmlns:v="urn:schemas-microsoft-com:vml" xmlns:wp14="http://schemas.microsoft.com/office/word/2010/wordprocessingDrawing" xmlns:wp="http://schemas.openxmlformats.org/drawingml/2006/wordprocessingDrawing" xmlns:w10="urn:schemas-microsoft-com:office:word" xmlns:w="http://schemas.openxmlformats.org/wordprocessingml/2006/main" xmlns:w14="http://schemas.microsoft.com/office/word/2010/wordml" xmlns:w15="http://schemas.microsoft.com/office/word/2012/wordml" xmlns:w16cex="http://schemas.microsoft.com/office/word/2018/wordml/cex" xmlns:w16cid="http://schemas.microsoft.com/office/word/2016/wordml/cid" xmlns:w16="http://schemas.microsoft.com/office/word/2018/wordml" xmlns:w16du="http://schemas.microsoft.com/office/word/2023/wordml/word16du" xmlns:w16sdtdh="http://schemas.microsoft.com/office/word/2020/wordml/sdtdatahash" xmlns:w16se="http://schemas.microsoft.com/office/word/2015/wordml/symex" xmlns:wpg="http://schemas.microsoft.com/office/word/2010/wordprocessingGroup" xmlns:wpi="http://schemas.microsoft.com/office/word/2010/wordprocessingInk" xmlns:wne="http://schemas.microsoft.com/office/word/2006/wordml" xmlns:wps="http://schemas.microsoft.com/office/word/2010/wordprocessingShape" mc:Ignorable="w14 w15 w16se w16cid w16 w16cex w16sdtdh wp14">
+<w:numbering xmlns:wpc="http://schemas.microsoft.com/office/word/2010/wordprocessingCanvas" xmlns:cx="http://schemas.microsoft.com/office/drawing/2014/chartex" xmlns:cx1="http://schemas.microsoft.com/office/drawing/2015/9/8/chartex" xmlns:cx2="http://schemas.microsoft.com/office/drawing/2015/10/21/chartex" xmlns:cx3="http://schemas.microsoft.com/office/drawing/2016/5/9/chartex" xmlns:cx4="http://schemas.microsoft.com/office/drawing/2016/5/10/chartex" xmlns:cx5="http://schemas.microsoft.com/office/drawing/2016/5/11/chartex" xmlns:cx6="http://schemas.microsoft.com/office/drawing/2016/5/12/chartex" xmlns:cx7="http://schemas.microsoft.com/office/drawing/2016/5/13/chartex" xmlns:cx8="http://schemas.microsoft.com/office/drawing/2016/5/14/chartex" xmlns:mc="http://schemas.openxmlformats.org/markup-compatibility/2006" xmlns:aink="http://schemas.microsoft.com/office/drawing/2016/ink" xmlns:am3d="http://schemas.microsoft.com/office/drawing/2017/model3d" xmlns:o="urn:schemas-microsoft-com:office:office" xmlns:r="http://schemas.openxmlformats.org/officeDocument/2006/relationships" xmlns:m="http://schemas.openxmlformats.org/officeDocument/2006/math" xmlns:v="urn:schemas-microsoft-com:vml" xmlns:wp14="http://schemas.microsoft.com/office/word/2010/wordprocessingDrawing" xmlns:wp="http://schemas.openxmlformats.org/drawingml/2006/wordprocessingDrawing" xmlns:w10="urn:schemas-microsoft-com:office:word" xmlns:w="http://schemas.openxmlformats.org/wordprocessingml/2006/main" xmlns:w14="http://schemas.microsoft.com/office/word/2010/wordml" xmlns:w15="http://schemas.microsoft.com/office/word/2012/wordml" xmlns:w16cex="http://schemas.microsoft.com/office/word/2018/wordml/cex" xmlns:w16cid="http://schemas.microsoft.com/office/word/2016/wordml/cid" xmlns:w16="http://schemas.microsoft.com/office/word/2018/wordml" xmlns:w16sdtdh="http://schemas.microsoft.com/office/word/2020/wordml/sdtdatahash" xmlns:w16se="http://schemas.microsoft.com/office/word/2015/wordml/symex" xmlns:wpg="http://schemas.microsoft.com/office/word/2010/wordprocessingGroup" xmlns:wpi="http://schemas.microsoft.com/office/word/2010/wordprocessingInk" xmlns:wne="http://schemas.microsoft.com/office/word/2006/wordml" xmlns:wps="http://schemas.microsoft.com/office/word/2010/wordprocessingShape" mc:Ignorable="w14 w15 w16se w16cid w16 w16cex w16sdtdh wp14">
   <w:abstractNum w:abstractNumId="0" w15:restartNumberingAfterBreak="0">
     <w:nsid w:val="5F4A5EBA"/>
     <w:multiLevelType w:val="hybridMultilevel"/>
@@ -1867,10 +1869,10 @@
       </w:pPr>
     </w:lvl>
   </w:abstractNum>
-  <w:num w:numId="1" w16cid:durableId="695349801">
+  <w:num w:numId="1">
     <w:abstractNumId w:val="0"/>
   </w:num>
-  <w:num w:numId="2" w16cid:durableId="698286380">
+  <w:num w:numId="2">
     <w:abstractNumId w:val="1"/>
   </w:num>
 </w:numbering>
